--- a/mps-nivel-c/oficial/04_registros/AASP_CNJ/PLA-AASPCNJ01-001_Plano-de-Projeto.docx
+++ b/mps-nivel-c/oficial/04_registros/AASP_CNJ/PLA-AASPCNJ01-001_Plano-de-Projeto.docx
@@ -3434,7 +3434,7 @@
           <w:i w:val="0"/>
           <w:sz w:val="22"/>
         </w:rPr>
-        <w:t xml:space="preserve"> Abraão Oliveira (Gerente de Projeto / Tech Lead, todas as fases); Cézar (Arquiteto de Software, Fases 1–3); Raony (Desenvolvedor Sênior, Fases 2–6); Levi (Desenvolvedor de Suporte, Fases 4–5); Jonatan (Analista de Testes, Fase 5); David (Infraestrutura/DevOps, Fases 1 e 6).</w:t>
+        <w:t xml:space="preserve"> Abraão Oliveira (Gerente de Projeto / Tech Lead, todas as fases); Cézar (Arquiteto de Software, Fases 1–3); Raony Chagas (Desenvolvedor Sênior, Fases 2–6); Levi Santos (Desenvolvedor de Suporte, Fases 4–5); Jonatan (Analista de Testes, Fase 5); David (Infraestrutura/DevOps, Fases 1 e 6).</w:t>
       </w:r>
     </w:p>
     <w:p>
@@ -4408,7 +4408,7 @@
                 <w:i w:val="0"/>
                 <w:sz w:val="20"/>
               </w:rPr>
-              <w:t>Raony / Jonatan</w:t>
+              <w:t>Raony Chagas / Jonatan</w:t>
             </w:r>
           </w:p>
         </w:tc>
@@ -4855,7 +4855,7 @@
                 <w:i w:val="0"/>
                 <w:sz w:val="20"/>
               </w:rPr>
-              <w:t>Raony + Abraão Oliveira</w:t>
+              <w:t>Raony Chagas + Abraão Oliveira</w:t>
             </w:r>
           </w:p>
         </w:tc>

--- a/mps-nivel-c/oficial/04_registros/AASP_CNJ/PLA-AASPCNJ01-001_Plano-de-Projeto.docx
+++ b/mps-nivel-c/oficial/04_registros/AASP_CNJ/PLA-AASPCNJ01-001_Plano-de-Projeto.docx
@@ -3434,7 +3434,7 @@
           <w:i w:val="0"/>
           <w:sz w:val="22"/>
         </w:rPr>
-        <w:t xml:space="preserve"> Abraão Oliveira (Gerente de Projeto / Tech Lead, todas as fases); Cézar (Arquiteto de Software, Fases 1–3); Raony Chagas (Desenvolvedor Sênior, Fases 2–6); Levi Santos (Desenvolvedor de Suporte, Fases 4–5); Jonatan (Analista de Testes, Fase 5); David (Infraestrutura/DevOps, Fases 1 e 6).</w:t>
+        <w:t xml:space="preserve"> Abraão Oliveira (Gerente de Projeto / Tech Lead, todas as fases); Cézar Hiraki (Arquiteto de Software, Fases 1–3); Raony Chagas (Desenvolvedor Sênior, Fases 2–6); Levi Santos (Desenvolvedor de Suporte, Fases 4–5); Jonatan (Analista de Testes, Fase 5); David (Infraestrutura/DevOps, Fases 1 e 6).</w:t>
       </w:r>
     </w:p>
     <w:p>

--- a/mps-nivel-c/oficial/04_registros/AASP_CNJ/PLA-AASPCNJ01-001_Plano-de-Projeto.docx
+++ b/mps-nivel-c/oficial/04_registros/AASP_CNJ/PLA-AASPCNJ01-001_Plano-de-Projeto.docx
@@ -450,7 +450,7 @@
                 <w:i w:val="0"/>
                 <w:sz w:val="20"/>
               </w:rPr>
-              <w:t>Abraão Oliveira</w:t>
+              <w:t>Cezar Hiraki Velazquez</w:t>
             </w:r>
           </w:p>
         </w:tc>
@@ -3434,7 +3434,7 @@
           <w:i w:val="0"/>
           <w:sz w:val="22"/>
         </w:rPr>
-        <w:t xml:space="preserve"> Abraão Oliveira (Gerente de Projeto / Tech Lead, todas as fases); Cézar Hiraki (Arquiteto de Software, Fases 1–3); Raony Chagas (Desenvolvedor Sênior, Fases 2–6); Levi Santos (Desenvolvedor de Suporte, Fases 4–5); Jonatan (Analista de Testes, Fase 5); David (Infraestrutura/DevOps, Fases 1 e 6).</w:t>
+        <w:t xml:space="preserve"> Cezar Hiraki Velazquez (Gerente de Projeto / Tech Lead, todas as fases); Cezar Hiraki Velazquez (Arquiteto de Software, Fases 1–3); Raony Chagas (Desenvolvedor Sênior, Fases 2–6); Renan Kiyoshi (Desenvolvedor de Suporte, Fases 4–5); Caroline Sousa (Analista de Testes, Fase 5); Lucas Batista (Infraestrutura/DevOps, Fases 1 e 6).</w:t>
       </w:r>
     </w:p>
     <w:p>
@@ -3604,7 +3604,7 @@
                 <w:i w:val="0"/>
                 <w:sz w:val="20"/>
               </w:rPr>
-              <w:t>Carlos Alves (Representante do Cliente — AASP)</w:t>
+              <w:t>Marcos Correa Fernandez Turnes (Representante do Cliente — AASP)</w:t>
             </w:r>
           </w:p>
         </w:tc>
@@ -4408,7 +4408,7 @@
                 <w:i w:val="0"/>
                 <w:sz w:val="20"/>
               </w:rPr>
-              <w:t>Raony Chagas / Jonatan</w:t>
+              <w:t>Raony Chagas / Caroline Sousa</w:t>
             </w:r>
           </w:p>
         </w:tc>
@@ -4488,7 +4488,7 @@
                 <w:i w:val="0"/>
                 <w:sz w:val="20"/>
               </w:rPr>
-              <w:t>Jonatan</w:t>
+              <w:t>Caroline Sousa</w:t>
             </w:r>
           </w:p>
         </w:tc>
@@ -4571,7 +4571,7 @@
                 <w:i w:val="0"/>
                 <w:sz w:val="20"/>
               </w:rPr>
-              <w:t>David (DevOps) / Abraão Oliveira (GCO)</w:t>
+              <w:t>Lucas Batista (DevOps) / Cezar Hiraki Velazquez (GCO)</w:t>
             </w:r>
           </w:p>
         </w:tc>
@@ -4651,7 +4651,7 @@
                 <w:i w:val="0"/>
                 <w:sz w:val="20"/>
               </w:rPr>
-              <w:t>Abraão Oliveira / David</w:t>
+              <w:t>Cezar Hiraki Velazquez / Lucas Batista</w:t>
             </w:r>
           </w:p>
         </w:tc>
@@ -4855,7 +4855,7 @@
                 <w:i w:val="0"/>
                 <w:sz w:val="20"/>
               </w:rPr>
-              <w:t>Raony Chagas + Abraão Oliveira</w:t>
+              <w:t>Raony Chagas + Cezar Hiraki Velazquez</w:t>
             </w:r>
           </w:p>
         </w:tc>
@@ -6147,7 +6147,7 @@
                 <w:i w:val="0"/>
                 <w:sz w:val="20"/>
               </w:rPr>
-              <w:t>Carlos Alves</w:t>
+              <w:t>Marcos Correa Fernandez Turnes</w:t>
             </w:r>
           </w:p>
         </w:tc>

--- a/mps-nivel-c/oficial/04_registros/AASP_CNJ/PLA-AASPCNJ01-001_Plano-de-Projeto.docx
+++ b/mps-nivel-c/oficial/04_registros/AASP_CNJ/PLA-AASPCNJ01-001_Plano-de-Projeto.docx
@@ -444,13 +444,7 @@
               <w:spacing w:before="40" w:after="40"/>
             </w:pPr>
             <w:r>
-              <w:rPr>
-                <w:rFonts w:ascii="Calibri" w:hAnsi="Calibri"/>
-                <w:b w:val="0"/>
-                <w:i w:val="0"/>
-                <w:sz w:val="20"/>
-              </w:rPr>
-              <w:t>Cezar Hiraki Velazquez</w:t>
+              <w:t>Abraão Oliveira</w:t>
             </w:r>
           </w:p>
         </w:tc>
@@ -3434,7 +3428,7 @@
           <w:i w:val="0"/>
           <w:sz w:val="22"/>
         </w:rPr>
-        <w:t xml:space="preserve"> Cezar Hiraki Velazquez (Gerente de Projeto / Tech Lead, todas as fases); Cezar Hiraki Velazquez (Arquiteto de Software, Fases 1–3); Raony Chagas (Desenvolvedor Sênior, Fases 2–6); Renan Kiyoshi (Desenvolvedor de Suporte, Fases 4–5); Caroline Sousa (Analista de Testes, Fase 5); Lucas Batista (Infraestrutura/DevOps, Fases 1 e 6).</w:t>
+        <w:t xml:space="preserve"> Cézar Hiraki Velázquez (Gerente de Projeto / Tech Lead, todas as fases); Cézar Hiraki Velázquez (Arquiteto de Software, Fases 1–3); Raony Chagas (Desenvolvedor Sênior, Fases 2–6); Mateus Veloso (Desenvolvedor de Suporte, Fases 4–5); Caroline Sousa (Analista de Testes, Fase 5); Lucas Batista (Infraestrutura/DevOps, Fases 1 e 6).</w:t>
       </w:r>
     </w:p>
     <w:p>
@@ -4571,7 +4565,7 @@
                 <w:i w:val="0"/>
                 <w:sz w:val="20"/>
               </w:rPr>
-              <w:t>Lucas Batista (DevOps) / Cezar Hiraki Velazquez (GCO)</w:t>
+              <w:t>Lucas Batista (DevOps) / Cézar Hiraki Velázquez (GCO)</w:t>
             </w:r>
           </w:p>
         </w:tc>
@@ -4651,7 +4645,7 @@
                 <w:i w:val="0"/>
                 <w:sz w:val="20"/>
               </w:rPr>
-              <w:t>Cezar Hiraki Velazquez / Lucas Batista</w:t>
+              <w:t>Cézar Hiraki Velázquez / Lucas Batista</w:t>
             </w:r>
           </w:p>
         </w:tc>
@@ -4855,7 +4849,7 @@
                 <w:i w:val="0"/>
                 <w:sz w:val="20"/>
               </w:rPr>
-              <w:t>Raony Chagas + Cezar Hiraki Velazquez</w:t>
+              <w:t>Raony Chagas + Cézar Hiraki Velázquez</w:t>
             </w:r>
           </w:p>
         </w:tc>

--- a/mps-nivel-c/oficial/04_registros/AASP_CNJ/PLA-AASPCNJ01-001_Plano-de-Projeto.docx
+++ b/mps-nivel-c/oficial/04_registros/AASP_CNJ/PLA-AASPCNJ01-001_Plano-de-Projeto.docx
@@ -34,7 +34,7 @@
           <w:color w:val="555555"/>
           <w:sz w:val="20"/>
         </w:rPr>
-        <w:t>PLA-AASPCNJ01-001   ·   Versão Data   ·   1   ·   Timeware Brasil</w:t>
+        <w:t>PLA-AASPCNJ01-001   ·   Versão 1.0   ·   11/06/2026   ·   Timeware Brasil</w:t>
       </w:r>
     </w:p>
     <w:p>

--- a/mps-nivel-c/oficial/04_registros/AASP_CNJ/PLA-AASPCNJ01-001_Plano-de-Projeto.docx
+++ b/mps-nivel-c/oficial/04_registros/AASP_CNJ/PLA-AASPCNJ01-001_Plano-de-Projeto.docx
@@ -1879,7 +1879,7 @@
                 <w:i w:val="0"/>
                 <w:sz w:val="20"/>
               </w:rPr>
-              <w:t>~601 (parcial)</w:t>
+              <w:t>~624 (parcial)</w:t>
             </w:r>
           </w:p>
         </w:tc>
@@ -3326,7 +3326,7 @@
                 <w:i w:val="0"/>
                 <w:sz w:val="20"/>
               </w:rPr>
-              <w:t>~601 h (Fase 6 em apuração)</w:t>
+              <w:t>~624 h (Fase 6 em apuração)</w:t>
             </w:r>
           </w:p>
         </w:tc>
@@ -3419,7 +3419,7 @@
           <w:i w:val="0"/>
           <w:sz w:val="22"/>
         </w:rPr>
-        <w:t>Equipe:</w:t>
+        <w:t>Equipe: Abraão Oliveira (Gerente de Projeto, todas as fases); Cézar Hiraki Velázquez (Tech Lead / DevOps / Arquiteto, Fases 1–3); Raony Chagas (Desenvolvedor Sênior, Fases 2–6); Mateus Veloso (Desenvolvedor de Suporte, Fases 4–5); Caroline Sousa (Analista de Testes, Fase 5); Lucas Batista (Infraestrutura/DevOps, Fases 1 e 6).</w:t>
       </w:r>
       <w:r>
         <w:rPr>
@@ -3428,7 +3428,6 @@
           <w:i w:val="0"/>
           <w:sz w:val="22"/>
         </w:rPr>
-        <w:t xml:space="preserve"> Cézar Hiraki Velázquez (Gerente de Projeto / Tech Lead, todas as fases); Cézar Hiraki Velázquez (Arquiteto de Software, Fases 1–3); Raony Chagas (Desenvolvedor Sênior, Fases 2–6); Mateus Veloso (Desenvolvedor de Suporte, Fases 4–5); Caroline Sousa (Analista de Testes, Fase 5); Lucas Batista (Infraestrutura/DevOps, Fases 1 e 6).</w:t>
       </w:r>
     </w:p>
     <w:p>

--- a/mps-nivel-c/oficial/04_registros/AASP_CNJ/PLA-AASPCNJ01-001_Plano-de-Projeto.docx
+++ b/mps-nivel-c/oficial/04_registros/AASP_CNJ/PLA-AASPCNJ01-001_Plano-de-Projeto.docx
@@ -1746,7 +1746,7 @@
                 <w:i w:val="0"/>
                 <w:sz w:val="20"/>
               </w:rPr>
-              <w:t>Fase 6 — Implantação e Complementos</w:t>
+              <w:t>Fase 6 — Implantação e Complementos (em andamento)</w:t>
             </w:r>
           </w:p>
         </w:tc>
@@ -3068,7 +3068,7 @@
                 <w:i w:val="0"/>
                 <w:sz w:val="20"/>
               </w:rPr>
-              <w:t>Fase 6 — Implantação e Complementos</w:t>
+              <w:t>Fase 6 — Implantação e Complementos (em andamento)</w:t>
             </w:r>
           </w:p>
         </w:tc>

--- a/mps-nivel-c/oficial/04_registros/AASP_CNJ/PLA-AASPCNJ01-001_Plano-de-Projeto.docx
+++ b/mps-nivel-c/oficial/04_registros/AASP_CNJ/PLA-AASPCNJ01-001_Plano-de-Projeto.docx
@@ -5938,7 +5938,7 @@
           <w:i w:val="0"/>
           <w:sz w:val="22"/>
         </w:rPr>
-        <w:t>O projeto é viável: a economia projetada (~R$ 180 mil/ano) supera amplamente o esforço estimado (586 h), e a arquitetura de fontes com fallback reduz o risco de indisponibilidade. A principal restrição (segredo de justiça sem cobertura no CNJ) é endereçada pelo fallback por instância.</w:t>
+        <w:t>O projeto é viável: a economia projetada (~R$ 176 mil/ano) supera amplamente o esforço estimado (586 h), e a arquitetura de fontes com fallback reduz o risco de indisponibilidade. A principal restrição (segredo de justiça sem cobertura no CNJ) é endereçada pelo fallback por instância.</w:t>
       </w:r>
     </w:p>
     <w:p>

--- a/mps-nivel-c/oficial/04_registros/AASP_CNJ/PLA-AASPCNJ01-001_Plano-de-Projeto.docx
+++ b/mps-nivel-c/oficial/04_registros/AASP_CNJ/PLA-AASPCNJ01-001_Plano-de-Projeto.docx
@@ -34,7 +34,7 @@
           <w:color w:val="555555"/>
           <w:sz w:val="20"/>
         </w:rPr>
-        <w:t>PLA-AASPCNJ01-001   ·   Versão Data   ·   1   ·   Timeware Brasil</w:t>
+        <w:t>PLA-AASPCNJ01-001   ·   Versão 1.0   ·   11/06/2026   ·   Timeware Brasil</w:t>
       </w:r>
     </w:p>
     <w:p>
@@ -444,12 +444,6 @@
               <w:spacing w:before="40" w:after="40"/>
             </w:pPr>
             <w:r>
-              <w:rPr>
-                <w:rFonts w:ascii="Calibri" w:hAnsi="Calibri"/>
-                <w:b w:val="0"/>
-                <w:i w:val="0"/>
-                <w:sz w:val="20"/>
-              </w:rPr>
               <w:t>Abraão Oliveira</w:t>
             </w:r>
           </w:p>
@@ -1752,7 +1746,7 @@
                 <w:i w:val="0"/>
                 <w:sz w:val="20"/>
               </w:rPr>
-              <w:t>Fase 6 — Implantação e Complementos</w:t>
+              <w:t>Fase 6 — Implantação e Complementos (em andamento)</w:t>
             </w:r>
           </w:p>
         </w:tc>
@@ -1885,7 +1879,7 @@
                 <w:i w:val="0"/>
                 <w:sz w:val="20"/>
               </w:rPr>
-              <w:t>~601 (parcial)</w:t>
+              <w:t>~624 (parcial)</w:t>
             </w:r>
           </w:p>
         </w:tc>
@@ -3074,7 +3068,7 @@
                 <w:i w:val="0"/>
                 <w:sz w:val="20"/>
               </w:rPr>
-              <w:t>Fase 6 — Implantação e Complementos</w:t>
+              <w:t>Fase 6 — Implantação e Complementos (em andamento)</w:t>
             </w:r>
           </w:p>
         </w:tc>
@@ -3332,7 +3326,7 @@
                 <w:i w:val="0"/>
                 <w:sz w:val="20"/>
               </w:rPr>
-              <w:t>~601 h (Fase 6 em apuração)</w:t>
+              <w:t>~624 h (Fase 6 em apuração)</w:t>
             </w:r>
           </w:p>
         </w:tc>
@@ -3425,7 +3419,7 @@
           <w:i w:val="0"/>
           <w:sz w:val="22"/>
         </w:rPr>
-        <w:t>Equipe:</w:t>
+        <w:t>Equipe: Abraão Oliveira (Gerente de Projeto, todas as fases); Cézar Hiraki Velázquez (Tech Lead / DevOps / Arquiteto, Fases 1–3); Raony Chagas (Desenvolvedor Sênior, Fases 2–6); Mateus Veloso (Desenvolvedor de Suporte, Fases 4–5); Caroline Sousa (Analista de Testes, Fase 5); Lucas Batista (Infraestrutura/DevOps, Fases 1 e 6).</w:t>
       </w:r>
       <w:r>
         <w:rPr>
@@ -3434,7 +3428,6 @@
           <w:i w:val="0"/>
           <w:sz w:val="22"/>
         </w:rPr>
-        <w:t xml:space="preserve"> Abraão Oliveira (Gerente de Projeto / Tech Lead, todas as fases); Cézar Hiraki (Arquiteto de Software, Fases 1–3); Raony Chagas (Desenvolvedor Sênior, Fases 2–6); Levi Santos (Desenvolvedor de Suporte, Fases 4–5); Jonatan (Analista de Testes, Fase 5); David (Infraestrutura/DevOps, Fases 1 e 6).</w:t>
       </w:r>
     </w:p>
     <w:p>
@@ -3604,7 +3597,7 @@
                 <w:i w:val="0"/>
                 <w:sz w:val="20"/>
               </w:rPr>
-              <w:t>Carlos Alves (Representante do Cliente — AASP)</w:t>
+              <w:t>Marcos Correa Fernandez Turnes (Representante do Cliente — AASP)</w:t>
             </w:r>
           </w:p>
         </w:tc>
@@ -4408,7 +4401,7 @@
                 <w:i w:val="0"/>
                 <w:sz w:val="20"/>
               </w:rPr>
-              <w:t>Raony Chagas / Jonatan</w:t>
+              <w:t>Raony Chagas / Caroline Sousa</w:t>
             </w:r>
           </w:p>
         </w:tc>
@@ -4488,7 +4481,7 @@
                 <w:i w:val="0"/>
                 <w:sz w:val="20"/>
               </w:rPr>
-              <w:t>Jonatan</w:t>
+              <w:t>Caroline Sousa</w:t>
             </w:r>
           </w:p>
         </w:tc>
@@ -4571,7 +4564,7 @@
                 <w:i w:val="0"/>
                 <w:sz w:val="20"/>
               </w:rPr>
-              <w:t>David (DevOps) / Abraão Oliveira (GCO)</w:t>
+              <w:t>Lucas Batista (DevOps) / Cézar Hiraki Velázquez (GCO)</w:t>
             </w:r>
           </w:p>
         </w:tc>
@@ -4651,7 +4644,7 @@
                 <w:i w:val="0"/>
                 <w:sz w:val="20"/>
               </w:rPr>
-              <w:t>Abraão Oliveira / David</w:t>
+              <w:t>Cézar Hiraki Velázquez / Lucas Batista</w:t>
             </w:r>
           </w:p>
         </w:tc>
@@ -4855,7 +4848,7 @@
                 <w:i w:val="0"/>
                 <w:sz w:val="20"/>
               </w:rPr>
-              <w:t>Raony Chagas + Abraão Oliveira</w:t>
+              <w:t>Raony Chagas + Cézar Hiraki Velázquez</w:t>
             </w:r>
           </w:p>
         </w:tc>
@@ -5945,7 +5938,7 @@
           <w:i w:val="0"/>
           <w:sz w:val="22"/>
         </w:rPr>
-        <w:t>O projeto é viável: a economia projetada (~R$ 180 mil/ano) supera amplamente o esforço estimado (586 h), e a arquitetura de fontes com fallback reduz o risco de indisponibilidade. A principal restrição (segredo de justiça sem cobertura no CNJ) é endereçada pelo fallback por instância.</w:t>
+        <w:t>O projeto é viável: a economia projetada (~R$ 176 mil/ano) supera amplamente o esforço estimado (586 h), e a arquitetura de fontes com fallback reduz o risco de indisponibilidade. A principal restrição (segredo de justiça sem cobertura no CNJ) é endereçada pelo fallback por instância.</w:t>
       </w:r>
     </w:p>
     <w:p>
@@ -6147,7 +6140,7 @@
                 <w:i w:val="0"/>
                 <w:sz w:val="20"/>
               </w:rPr>
-              <w:t>Carlos Alves</w:t>
+              <w:t>Marcos Correa Fernandez Turnes</w:t>
             </w:r>
           </w:p>
         </w:tc>

--- a/mps-nivel-c/oficial/04_registros/AASP_CNJ/PLA-AASPCNJ01-001_Plano-de-Projeto.docx
+++ b/mps-nivel-c/oficial/04_registros/AASP_CNJ/PLA-AASPCNJ01-001_Plano-de-Projeto.docx
@@ -34,7 +34,7 @@
           <w:color w:val="555555"/>
           <w:sz w:val="20"/>
         </w:rPr>
-        <w:t>PLA-AASPCNJ01-001   ·   Versão 1.0   ·   11/06/2026   ·   Timeware Brasil</w:t>
+        <w:t>PLA-AASPCNJ01-001   ·   Versão 1.1   ·   17/06/2026   ·   Timeware Brasil</w:t>
       </w:r>
     </w:p>
     <w:p>
@@ -3451,7 +3451,7 @@
           <w:i w:val="0"/>
           <w:sz w:val="22"/>
         </w:rPr>
-        <w:t xml:space="preserve"> Azure DevOps (código e CI/CD), AWS (hospedagem dos workers e APIs internas), RabbitMQ, Elasticsearch, ClickUp (gestão de atividades). Ver GCO-AASPCNJ01-001.</w:t>
+        <w:t xml:space="preserve"> GitLab (código e CI/CD), AWS (hospedagem dos workers e APIs internas), RabbitMQ, Elasticsearch, ClickUp (gestão de atividades). Ver GCO-AASPCNJ01-001.</w:t>
       </w:r>
     </w:p>
     <w:p>
@@ -6521,6 +6521,48 @@
           </w:p>
         </w:tc>
       </w:tr>
+      <w:tr>
+        <w:tc>
+          <w:tcPr>
+            <w:tcW w:type="dxa" w:w="2225"/>
+          </w:tcPr>
+          <w:p>
+            <w:r>
+              <w:t>1.1</w:t>
+            </w:r>
+          </w:p>
+        </w:tc>
+        <w:tc>
+          <w:tcPr>
+            <w:tcW w:type="dxa" w:w="2225"/>
+          </w:tcPr>
+          <w:p>
+            <w:r>
+              <w:t>17/06/2026</w:t>
+            </w:r>
+          </w:p>
+        </w:tc>
+        <w:tc>
+          <w:tcPr>
+            <w:tcW w:type="dxa" w:w="2225"/>
+          </w:tcPr>
+          <w:p>
+            <w:r>
+              <w:t>Time de Melhoria Contínua</w:t>
+            </w:r>
+          </w:p>
+        </w:tc>
+        <w:tc>
+          <w:tcPr>
+            <w:tcW w:type="dxa" w:w="2225"/>
+          </w:tcPr>
+          <w:p>
+            <w:r>
+              <w:t>Plataforma de versionamento corrigida (Azure DevOps → GitLab).</w:t>
+            </w:r>
+          </w:p>
+        </w:tc>
+      </w:tr>
     </w:tbl>
     <w:p>
       <w:pPr>

--- a/mps-nivel-c/oficial/04_registros/AASP_CNJ/PLA-AASPCNJ01-001_Plano-de-Projeto.docx
+++ b/mps-nivel-c/oficial/04_registros/AASP_CNJ/PLA-AASPCNJ01-001_Plano-de-Projeto.docx
@@ -6466,7 +6466,7 @@
                 <w:i w:val="0"/>
                 <w:sz w:val="20"/>
               </w:rPr>
-              <w:t>11/06/2026</w:t>
+              <w:t>01/10/2025</w:t>
             </w:r>
           </w:p>
         </w:tc>
@@ -6491,7 +6491,7 @@
                 <w:i w:val="0"/>
                 <w:sz w:val="20"/>
               </w:rPr>
-              <w:t>Time de Melhoria Contínua</w:t>
+              <w:t>Abraão Oliveira (Gerente de Projeto)</w:t>
             </w:r>
           </w:p>
         </w:tc>
@@ -6516,7 +6516,7 @@
                 <w:i w:val="0"/>
                 <w:sz w:val="20"/>
               </w:rPr>
-              <w:t>Plano consolidado a partir do Registro de Projeto AASP_CNJ v1.0 (08/06/2026).</w:t>
+              <w:t>Versão inicial do plano de projeto.</w:t>
             </w:r>
           </w:p>
         </w:tc>
@@ -6548,7 +6548,7 @@
           </w:tcPr>
           <w:p>
             <w:r>
-              <w:t>Time de Melhoria Contínua</w:t>
+              <w:t>Abraão Oliveira (Gerente de Projeto)</w:t>
             </w:r>
           </w:p>
         </w:tc>

--- a/mps-nivel-c/oficial/04_registros/AASP_CNJ/PLA-AASPCNJ01-001_Plano-de-Projeto.docx
+++ b/mps-nivel-c/oficial/04_registros/AASP_CNJ/PLA-AASPCNJ01-001_Plano-de-Projeto.docx
@@ -338,7 +338,7 @@
                 <w:i w:val="0"/>
                 <w:sz w:val="20"/>
               </w:rPr>
-              <w:t>1.0</w:t>
+              <w:t>1.1</w:t>
             </w:r>
           </w:p>
         </w:tc>
@@ -394,7 +394,7 @@
                 <w:i w:val="0"/>
                 <w:sz w:val="20"/>
               </w:rPr>
-              <w:t>11/06/2026</w:t>
+              <w:t>17/06/2026</w:t>
             </w:r>
           </w:p>
         </w:tc>
@@ -978,7 +978,7 @@
                 <w:i w:val="0"/>
                 <w:sz w:val="20"/>
               </w:rPr>
-              <w:t>Execução por horas/cards (ClickUp); backlog modelado em sprints e story points (retroativo) para evidência e carga no Jira</w:t>
+              <w:t>Esforço consolidado em GEST-AASPCNJ01; histórias e sprints refletidos em issues e milestones no GitLab; story points (retroativo) para evidência na GEST-AASPCNJ01</w:t>
             </w:r>
           </w:p>
         </w:tc>
@@ -1119,7 +1119,7 @@
           <w:i w:val="0"/>
           <w:sz w:val="22"/>
         </w:rPr>
-        <w:t xml:space="preserve">O projeto foi estimado e acompanhado por </w:t>
+        <w:t>O projeto foi estimado e acompanhado por horas de esforço consolidadas em GEST-AASPCNJ01, somando as atividades dos projetos id 213 (EPROC/ESAJ) e id 256 (CNJ). Para a evidência de gestão ágil, o backlog foi modelado retroativamente em 20 histórias (155 SP) derivadas dos requisitos (RF/RNF), distribuídas em Discovery + 11 sprints (velocity média ~14 SP/sprint) e conciliadas com as horas reais. Detalhamento em GEST-AASPCNJ01-001 (abas Backlog, Tarefas e Acompanhamento) e em ADAP-AASPCNJ01-001.</w:t>
       </w:r>
       <w:r>
         <w:rPr>
@@ -1128,7 +1128,6 @@
           <w:i w:val="0"/>
           <w:sz w:val="22"/>
         </w:rPr>
-        <w:t>horas de esforço</w:t>
       </w:r>
       <w:r>
         <w:rPr>
@@ -1137,7 +1136,6 @@
           <w:i w:val="0"/>
           <w:sz w:val="22"/>
         </w:rPr>
-        <w:t xml:space="preserve"> registradas no sistema de gestão (ClickUp), somando as atividades dos projetos id 213 (EPROC/ESAJ) e id 256 (CNJ). Para a evidência de gestão ágil e a carga no Jira, o backlog foi </w:t>
       </w:r>
       <w:r>
         <w:rPr>
@@ -1146,7 +1144,6 @@
           <w:i w:val="0"/>
           <w:sz w:val="22"/>
         </w:rPr>
-        <w:t>modelado retroativamente</w:t>
       </w:r>
       <w:r>
         <w:rPr>
@@ -1155,7 +1152,6 @@
           <w:i w:val="0"/>
           <w:sz w:val="22"/>
         </w:rPr>
-        <w:t xml:space="preserve"> em </w:t>
       </w:r>
       <w:r>
         <w:rPr>
@@ -1164,7 +1160,6 @@
           <w:i w:val="0"/>
           <w:sz w:val="22"/>
         </w:rPr>
-        <w:t>20 histórias (155 SP)</w:t>
       </w:r>
       <w:r>
         <w:rPr>
@@ -1173,7 +1168,6 @@
           <w:i w:val="0"/>
           <w:sz w:val="22"/>
         </w:rPr>
-        <w:t xml:space="preserve"> derivadas dos requisitos (RF/RNF), distribuídas em </w:t>
       </w:r>
       <w:r>
         <w:rPr>
@@ -1182,7 +1176,6 @@
           <w:i w:val="0"/>
           <w:sz w:val="22"/>
         </w:rPr>
-        <w:t>Discovery + 11 sprints</w:t>
       </w:r>
       <w:r>
         <w:rPr>
@@ -1191,7 +1184,6 @@
           <w:i w:val="0"/>
           <w:sz w:val="22"/>
         </w:rPr>
-        <w:t xml:space="preserve"> (velocity média ~14 SP/sprint) e conciliadas com as horas reais. Detalhamento em GEST-AASPCNJ01-001 (abas Backlog, Tarefas e Acompanhamento) e em ADAP-AASPCNJ01-001.</w:t>
       </w:r>
     </w:p>
     <w:p>
@@ -3442,7 +3434,7 @@
           <w:i w:val="0"/>
           <w:sz w:val="22"/>
         </w:rPr>
-        <w:t>Ambiente e ferramentas:</w:t>
+        <w:t>Ambiente e ferramentas: GitLab (código, CI/CD e gestão ágil — issues, milestones e board), AWS (hospedagem dos workers e APIs internas), RabbitMQ, Elasticsearch. Ver GCO-AASPCNJ01-001.</w:t>
       </w:r>
       <w:r>
         <w:rPr>
@@ -3451,7 +3443,6 @@
           <w:i w:val="0"/>
           <w:sz w:val="22"/>
         </w:rPr>
-        <w:t xml:space="preserve"> GitLab (código e CI/CD), AWS (hospedagem dos workers e APIs internas), RabbitMQ, Elasticsearch, ClickUp (gestão de atividades). Ver GCO-AASPCNJ01-001.</w:t>
       </w:r>
     </w:p>
     <w:p>
@@ -6466,7 +6457,7 @@
                 <w:i w:val="0"/>
                 <w:sz w:val="20"/>
               </w:rPr>
-              <w:t>11/06/2026</w:t>
+              <w:t>15/10/2025</w:t>
             </w:r>
           </w:p>
         </w:tc>
@@ -6491,7 +6482,7 @@
                 <w:i w:val="0"/>
                 <w:sz w:val="20"/>
               </w:rPr>
-              <w:t>Time de Melhoria Contínua</w:t>
+              <w:t>Gerente de Projeto</w:t>
             </w:r>
           </w:p>
         </w:tc>
@@ -6548,7 +6539,7 @@
           </w:tcPr>
           <w:p>
             <w:r>
-              <w:t>Time de Melhoria Contínua</w:t>
+              <w:t>Gerente de Projeto</w:t>
             </w:r>
           </w:p>
         </w:tc>

--- a/mps-nivel-c/oficial/04_registros/AASP_CNJ/PLA-AASPCNJ01-001_Plano-de-Projeto.docx
+++ b/mps-nivel-c/oficial/04_registros/AASP_CNJ/PLA-AASPCNJ01-001_Plano-de-Projeto.docx
@@ -6507,7 +6507,7 @@
                 <w:i w:val="0"/>
                 <w:sz w:val="20"/>
               </w:rPr>
-              <w:t>Plano consolidado a partir do Registro de Projeto AASP_CNJ v1.0 (08/06/2026).</w:t>
+              <w:t>Plano consolidado a partir do Registro de Projeto AASP_CNJ v1.0.</w:t>
             </w:r>
           </w:p>
         </w:tc>

--- a/mps-nivel-c/oficial/04_registros/AASP_CNJ/PLA-AASPCNJ01-001_Plano-de-Projeto.docx
+++ b/mps-nivel-c/oficial/04_registros/AASP_CNJ/PLA-AASPCNJ01-001_Plano-de-Projeto.docx
@@ -2480,7 +2480,7 @@
                 <w:i w:val="0"/>
                 <w:sz w:val="20"/>
               </w:rPr>
-              <w:t>30/06/2026</w:t>
+              <w:t>31/08/2026</w:t>
             </w:r>
           </w:p>
         </w:tc>
@@ -3383,7 +3383,7 @@
                 <w:i w:val="0"/>
                 <w:sz w:val="20"/>
               </w:rPr>
-              <w:t>01/10/2025 a 30/06/2026 (previsto)</w:t>
+              <w:t>01/10/2025 a 31/08/2026 (previsto)</w:t>
             </w:r>
           </w:p>
         </w:tc>
